--- a/docs/project/final/ENGI9839_Presentation_Literature_Summary.docx
+++ b/docs/project/final/ENGI9839_Presentation_Literature_Summary.docx
@@ -51,13 +51,6 @@
       <w:r>
         <w:t>Olaleye Adeniyi Akinuli - Student ID: 202488212</w:t>
       </w:r>
-      <w:r>
-        <w:br w:type="page"/>
-      </w:r>
-      <w:r>
-        <w:lastRenderedPageBreak/>
-        <w:t>Chiemerie Cletus Obijiaku - Student ID: 202492457</w:t>
-      </w:r>
     </w:p>
     <w:p>
       <w:pPr>
@@ -66,7 +59,7 @@
         <w:divId w:val="2106341188"/>
       </w:pPr>
       <w:r>
-        <w:t>Instructor: Raja Abbas</w:t>
+        <w:t>Chiemerie Cletus Obijiaku - Student ID: 202492457</w:t>
       </w:r>
     </w:p>
     <w:p>
@@ -76,15 +69,31 @@
         <w:divId w:val="2106341188"/>
       </w:pPr>
       <w:r>
+        <w:t>Instructor: Raja Abbas</w:t>
+      </w:r>
+    </w:p>
+    <w:p>
+      <w:pPr>
+        <w:spacing w:after="360" w:line="480" w:lineRule="auto"/>
+        <w:jc w:val="center"/>
+        <w:divId w:val="2106341188"/>
+      </w:pPr>
+      <w:r>
         <w:t>July 16, 2026</w:t>
       </w:r>
     </w:p>
     <w:p>
+      <w:r>
+        <w:br w:type="page"/>
+      </w:r>
+    </w:p>
+    <w:p>
       <w:pPr>
         <w:pStyle w:val="NormalWeb"/>
         <w:spacing w:line="480" w:lineRule="auto"/>
       </w:pPr>
       <w:r>
+        <w:lastRenderedPageBreak/>
         <w:t>This document discusses the five academic sources used to prepare the presentation. Reference numbers match the slide deck and the complete IEEE bibliography at the end of this summary.</w:t>
       </w:r>
     </w:p>
@@ -109,10 +118,7 @@
         <w:spacing w:line="480" w:lineRule="auto"/>
       </w:pPr>
       <w:r>
-        <w:t>Hatfield-Dodds and Dygalo describe Schemathesis as a semantics-aware, property-based fuzzer derived from OpenAPI or GraphQL schemas. Their evaluation used eight API fuzzers, sixteen containerized open-source services, and thirty runs. Schemathesis handled more targets without fatal internal errors and found more unique defects than the next-best tool on each target. This source supports our selection of Schemathesis, seeded repetition, and the decision to compare unique root causes rather than raw generated</w:t>
-      </w:r>
-      <w:r>
-        <w:t xml:space="preserve"> requests. Its short companion-paper format and selected open-source subjects limit generalization to our Django case.</w:t>
+        <w:t>Hatfield-Dodds and Dygalo describe Schemathesis as a semantics-aware, property-based fuzzer derived from OpenAPI or GraphQL schemas. Their evaluation used eight API fuzzers, sixteen containerized open-source services, and thirty runs. Schemathesis handled more targets without fatal internal errors and found more unique defects than the next-best tool on each target. This source supports our selection of Schemathesis, seeded repetition, and the decision to compare unique root causes rather than raw generated requests. Its short companion-paper format and selected open-source subjects limit generalization to our Django case.</w:t>
       </w:r>
     </w:p>
     <w:p>
@@ -136,11 +142,35 @@
         <w:spacing w:line="480" w:lineRule="auto"/>
       </w:pPr>
       <w:r>
-        <w:t xml:space="preserve">This industrial study compares RESTest, EvoMaster, Schemathesis, RESTler, and RestTestGen on 17 APIs, 120 endpoints, and 14 releases of an evolving healthcare IoT application. It separates generated tests from failures, potential faults, coverage, regressions, and cost. The tools collectively exposed 18 potential faults, reached up to 84 percent coverage, and identified 23 regressions. It is especially relevant because it shows why generated volume and raw failures must </w:t>
+        <w:t>This industrial study compares RESTest, EvoMaster, Schemathesis, RESTler, and RestTestGen on 17 APIs, 120 endpoints, and 14 releases of an evolving healthcare IoT application. It separates generated tests from failures, potential faults, coverage, regressions, and cost. The tools collectively exposed 18 potential faults, reached up to 84 percent coverage, and identified 23 regressions. It is especially relevant because it shows why generated volume and raw failures must not be reported as unique defects. The single healthcare context means its tool ranking cannot automatically be transferred to our e-commerce application.</w:t>
+      </w:r>
+    </w:p>
+    <w:p>
+      <w:pPr>
+        <w:pStyle w:val="Heading1"/>
+        <w:spacing w:line="480" w:lineRule="auto"/>
+        <w:rPr>
+          <w:rFonts w:eastAsia="Times New Roman"/>
+        </w:rPr>
+      </w:pPr>
+      <w:r>
+        <w:rPr>
+          <w:rFonts w:eastAsia="Times New Roman"/>
+        </w:rPr>
+        <w:t>[3] Itkonen and Rautiainen</w:t>
+      </w:r>
+    </w:p>
+    <w:p>
+      <w:pPr>
+        <w:pStyle w:val="NormalWeb"/>
+        <w:spacing w:line="480" w:lineRule="auto"/>
+      </w:pPr>
+      <w:r>
+        <w:t xml:space="preserve">Itkonen and Rautiainen interviewed seven testing practitioners across three companies about exploratory testing. Participants emphasized versatility, rapid learning, complex-function testing, </w:t>
       </w:r>
       <w:r>
         <w:lastRenderedPageBreak/>
-        <w:t>not be reported as unique defects. The single healthcare context means its tool ranking cannot automatically be transferred to our e-commerce application.</w:t>
+        <w:t>and the end-user perspective, while coverage management emerged as a major weakness. This evidence motivated our use of explicit charters, tour prompts, journals, evidence indexes, timeboxes, and debriefs instead of undocumented ad hoc clicking. Because the results are practitioner perceptions from a small multiple-case study, they do not prove that exploratory testing is causally superior.</w:t>
       </w:r>
     </w:p>
     <w:p>
@@ -155,7 +185,7 @@
         <w:rPr>
           <w:rFonts w:eastAsia="Times New Roman"/>
         </w:rPr>
-        <w:t>[3] Itkonen and Rautiainen</w:t>
+        <w:t>[4] Itkonen, Mäntylä, and Lassenius</w:t>
       </w:r>
     </w:p>
     <w:p>
@@ -164,10 +194,7 @@
         <w:spacing w:line="480" w:lineRule="auto"/>
       </w:pPr>
       <w:r>
-        <w:t>Itkonen and Rautiainen interviewed seven testing practitioners across three companies about exploratory testing. Participants emphasized versatility, rapid learning, complex-function testing, and the end-user perspective, while coverage management emerged as a major weakness. This evidence motivated our use of explicit charters, tour prompts, journals, evidence indexes, timeboxes, and debriefs instead of undocumented ad hoc clicking. Because the results are practitioner perceptions from a small multiple-cas</w:t>
-      </w:r>
-      <w:r>
-        <w:t>e study, they do not prove that exploratory testing is causally superior.</w:t>
+        <w:t>This controlled study compared test-case-based and exploratory manual testing in 90-minute sessions. It did not establish a statistically significant difference in defect-detection effectiveness in that setting, while the test-case-based condition produced more false defect reports. The study supports our equal exploratory timeboxes and explicit candidate rejection and deduplication. Differences in participant population, application, experience, and protocol mean that its result should not be treated as a universal ranking.</w:t>
       </w:r>
     </w:p>
     <w:p>
@@ -182,7 +209,7 @@
         <w:rPr>
           <w:rFonts w:eastAsia="Times New Roman"/>
         </w:rPr>
-        <w:t>[4] Itkonen, Mäntylä, and Lassenius</w:t>
+        <w:t>[5] Inozemtseva and Holmes</w:t>
       </w:r>
     </w:p>
     <w:p>
@@ -191,10 +218,7 @@
         <w:spacing w:line="480" w:lineRule="auto"/>
       </w:pPr>
       <w:r>
-        <w:t xml:space="preserve">This controlled study compared test-case-based and exploratory manual testing in 90-minute sessions. It did not establish a statistically significant difference in defect-detection effectiveness in that setting, while the test-case-based condition produced more false defect reports. The study supports our equal exploratory timeboxes and explicit candidate rejection and deduplication. Differences in participant population, application, experience, and protocol mean that its result should not be treated as a </w:t>
-      </w:r>
-      <w:r>
-        <w:t>universal ranking.</w:t>
+        <w:t>Inozemtseva and Holmes generated 31,000 suites for five Java systems of up to 724,000 lines and evaluated effectiveness with mutation testing. After controlling for suite size, statement, decision, and modified-condition coverage showed only low-to-moderate correlation with effectiveness, and stronger coverage forms did not provide greater insight. We therefore report the manual suite's 64.5 percent coverage as supporting execution evidence, not proof of superior quality. The Java and mutation-testing context differs from this small Python API experiment.</w:t>
       </w:r>
     </w:p>
     <w:p>
@@ -209,7 +233,7 @@
         <w:rPr>
           <w:rFonts w:eastAsia="Times New Roman"/>
         </w:rPr>
-        <w:t>[5] Inozemtseva and Holmes</w:t>
+        <w:t>Complete IEEE bibliography</w:t>
       </w:r>
     </w:p>
     <w:p>
@@ -218,33 +242,7 @@
         <w:spacing w:line="480" w:lineRule="auto"/>
       </w:pPr>
       <w:r>
-        <w:t>Inozemtseva and Holmes generated 31,000 suites for five Java systems of up to 724,000 lines and evaluated effectiveness with mutation testing. After controlling for suite size, statement, decision, and modified-condition coverage showed only low-to-moderate correlation with effectiveness, and stronger coverage forms did not provide greater insight. We therefore report the manual suite's 64.5 percent coverage as supporting execution evidence, not proof of superior quality. The Java and mutation-testing conte</w:t>
-      </w:r>
-      <w:r>
-        <w:t>xt differs from this small Python API experiment.</w:t>
-      </w:r>
-    </w:p>
-    <w:p>
-      <w:pPr>
-        <w:pStyle w:val="Heading1"/>
-        <w:spacing w:line="480" w:lineRule="auto"/>
-        <w:rPr>
-          <w:rFonts w:eastAsia="Times New Roman"/>
-        </w:rPr>
-      </w:pPr>
-      <w:r>
-        <w:rPr>
-          <w:rFonts w:eastAsia="Times New Roman"/>
-        </w:rPr>
-        <w:t>Complete IEEE bibliography</w:t>
-      </w:r>
-    </w:p>
-    <w:p>
-      <w:pPr>
-        <w:pStyle w:val="NormalWeb"/>
-        <w:spacing w:line="480" w:lineRule="auto"/>
-      </w:pPr>
-      <w:r>
+        <w:lastRenderedPageBreak/>
         <w:t xml:space="preserve">[1] Z. Hatfield-Dodds and D. Dygalo, "Deriving semantics-aware fuzzers from Web API schemas," in </w:t>
       </w:r>
       <w:r>
@@ -952,8 +950,8 @@
       <w:jc w:val="both"/>
     </w:pPr>
   </w:style>
-  <w:style w:type="paragraph" w:customStyle="1" w:styleId="title">
-    <w:name w:val="title"/>
+  <w:style w:type="paragraph" w:customStyle="1" w:styleId="Title1">
+    <w:name w:val="Title1"/>
     <w:basedOn w:val="Normal"/>
     <w:pPr>
       <w:spacing w:before="100" w:beforeAutospacing="1" w:after="100" w:afterAutospacing="1"/>
